--- a/Documentation/3.Methodology.DOCX
+++ b/Documentation/3.Methodology.DOCX
@@ -33,15 +33,7 @@
         <w:t xml:space="preserve">.2 </w:t>
       </w:r>
       <w:r>
-        <w:t xml:space="preserve">Steps </w:t>
-      </w:r>
-      <w:proofErr w:type="gramStart"/>
-      <w:r>
-        <w:t>In</w:t>
-      </w:r>
-      <w:proofErr w:type="gramEnd"/>
-      <w:r>
-        <w:t xml:space="preserve"> Depth Analysis</w:t>
+        <w:t>Steps In Depth Analysis</w:t>
       </w:r>
       <w:r>
         <w:br/>
@@ -88,14 +80,12 @@
         <w:keepNext/>
       </w:pPr>
       <w:r>
-        <w:rPr>
-          <w:noProof/>
-        </w:rPr>
+        <w:lastRenderedPageBreak/>
         <w:drawing>
-          <wp:inline distT="0" distB="0" distL="0" distR="0" wp14:anchorId="0DC0BEB8" wp14:editId="6433E5DC">
-            <wp:extent cx="4923431" cy="6343650"/>
-            <wp:effectExtent l="0" t="0" r="0" b="0"/>
-            <wp:docPr id="1200859048" name="Picture 1"/>
+          <wp:inline distT="0" distB="0" distL="0" distR="0" wp14:anchorId="697D7B05" wp14:editId="039A4570">
+            <wp:extent cx="4562475" cy="6912516"/>
+            <wp:effectExtent l="0" t="0" r="0" b="3175"/>
+            <wp:docPr id="1247332456" name="Picture 2" descr="A diagram of a flowchart&#10;&#10;AI-generated content may be incorrect."/>
             <wp:cNvGraphicFramePr>
               <a:graphicFrameLocks xmlns:a="http://schemas.openxmlformats.org/drawingml/2006/main" noChangeAspect="1"/>
             </wp:cNvGraphicFramePr>
@@ -103,7 +93,7 @@
               <a:graphicData uri="http://schemas.openxmlformats.org/drawingml/2006/picture">
                 <pic:pic xmlns:pic="http://schemas.openxmlformats.org/drawingml/2006/picture">
                   <pic:nvPicPr>
-                    <pic:cNvPr id="0" name="Picture 1"/>
+                    <pic:cNvPr id="1247332456" name="Picture 2" descr="A diagram of a flowchart&#10;&#10;AI-generated content may be incorrect."/>
                     <pic:cNvPicPr>
                       <a:picLocks noChangeAspect="1" noChangeArrowheads="1"/>
                     </pic:cNvPicPr>
@@ -124,7 +114,7 @@
                   <pic:spPr bwMode="auto">
                     <a:xfrm>
                       <a:off x="0" y="0"/>
-                      <a:ext cx="4961000" cy="6392056"/>
+                      <a:ext cx="4585208" cy="6946959"/>
                     </a:xfrm>
                     <a:prstGeom prst="rect">
                       <a:avLst/>
@@ -172,6 +162,7 @@
     </w:p>
     <w:p>
       <w:r>
+        <w:lastRenderedPageBreak/>
         <w:t>The Process begins with Gathering Articles that fit a likely Polarizing topic using Polar’s News Corpus Collector, which based on a set of keywords gathers the articles that match the keywords from the GDELT Database</w:t>
       </w:r>
       <w:r>
@@ -212,27 +203,21 @@
       </w:r>
       <w:r>
         <w:br/>
-        <w:t xml:space="preserve">The files are then analyzed for any malformed files or </w:t>
-      </w:r>
-      <w:proofErr w:type="spellStart"/>
-      <w:r>
-        <w:t>non Json</w:t>
-      </w:r>
-      <w:proofErr w:type="spellEnd"/>
-      <w:r>
-        <w:t xml:space="preserve"> formatted requests and cleans them if possible.</w:t>
-      </w:r>
-      <w:r>
-        <w:br/>
-        <w:t xml:space="preserve">The authenticated files are then reformatted into </w:t>
-      </w:r>
-      <w:proofErr w:type="spellStart"/>
-      <w:r>
-        <w:t>Noun_Phrases</w:t>
-      </w:r>
-      <w:proofErr w:type="spellEnd"/>
-      <w:r>
-        <w:t xml:space="preserve"> and into Attitudes, 2 outputs created by Polar and that are necessary for the implementation into the Polar Pipeline.</w:t>
+        <w:t>The files are then analyzed for any malformed files or non Json formatted requests and cleans them if possible.</w:t>
+      </w:r>
+      <w:r>
+        <w:br/>
+        <w:t>After that the attitudes are normalized so that multiple mentions of an entity/topic is clustered accordingly</w:t>
+      </w:r>
+      <w:r>
+        <w:t xml:space="preserve"> even if their names aren’t a direct match</w:t>
+      </w:r>
+      <w:r>
+        <w:t>.</w:t>
+      </w:r>
+      <w:r>
+        <w:br/>
+        <w:t>The files are then reformatted into Noun_Phrases and into Attitudes, 2 outputs created by Polar and that are necessary for the implementation into the Polar Pipeline.</w:t>
       </w:r>
       <w:r>
         <w:br/>
@@ -263,15 +248,7 @@
     </w:p>
     <w:p>
       <w:r>
-        <w:t xml:space="preserve">This step is identical to Polar’s </w:t>
-      </w:r>
-      <w:proofErr w:type="spellStart"/>
-      <w:r>
-        <w:t>News_Corpus_Collector</w:t>
-      </w:r>
-      <w:proofErr w:type="spellEnd"/>
-      <w:r>
-        <w:t>, see Section 2: Figure 1.</w:t>
+        <w:t>This step is identical to Polar’s News_Corpus_Collector, see Section 2: Figure 1.</w:t>
       </w:r>
     </w:p>
     <w:p/>
@@ -291,87 +268,11 @@
     </w:p>
     <w:p>
       <w:r>
-        <w:t xml:space="preserve">This code processes a set of articles and splits them into </w:t>
-      </w:r>
-      <w:proofErr w:type="gramStart"/>
-      <w:r>
-        <w:t>Parts small enough</w:t>
-      </w:r>
-      <w:proofErr w:type="gramEnd"/>
-      <w:r>
-        <w:t xml:space="preserve"> to fit into a model’s maximum token limit, </w:t>
-      </w:r>
-      <w:proofErr w:type="gramStart"/>
-      <w:r>
-        <w:t>taking into account</w:t>
-      </w:r>
-      <w:proofErr w:type="gramEnd"/>
-      <w:r>
-        <w:t xml:space="preserve"> a fixed prompt that will be added onto it. It uses 2 types of models for tokenizing that depend on the model of the LLM, OpenAI models like GPT use </w:t>
-      </w:r>
-      <w:proofErr w:type="spellStart"/>
-      <w:r>
-        <w:t>tiktoken</w:t>
-      </w:r>
-      <w:proofErr w:type="spellEnd"/>
-      <w:r>
-        <w:t xml:space="preserve"> encoding while </w:t>
-      </w:r>
-      <w:proofErr w:type="spellStart"/>
-      <w:r>
-        <w:t>HuggingFace</w:t>
-      </w:r>
-      <w:proofErr w:type="spellEnd"/>
-      <w:r>
-        <w:t xml:space="preserve"> models like Mistral use </w:t>
-      </w:r>
-      <w:proofErr w:type="spellStart"/>
-      <w:r>
-        <w:t>AutoTokenizer</w:t>
-      </w:r>
-      <w:proofErr w:type="spellEnd"/>
-      <w:r>
-        <w:t>.</w:t>
-      </w:r>
-      <w:r>
-        <w:br/>
-        <w:t xml:space="preserve">These tokens are used to accurately count the maximum window size measured in Tokens </w:t>
-      </w:r>
-      <w:r>
-        <w:lastRenderedPageBreak/>
-        <w:t xml:space="preserve">using the built-in functions of </w:t>
-      </w:r>
-      <w:proofErr w:type="spellStart"/>
-      <w:r>
-        <w:t>tiktoken</w:t>
-      </w:r>
-      <w:proofErr w:type="spellEnd"/>
-      <w:r>
-        <w:t xml:space="preserve"> (</w:t>
-      </w:r>
-      <w:proofErr w:type="spellStart"/>
-      <w:r>
-        <w:t>tiktoken.encode</w:t>
-      </w:r>
-      <w:proofErr w:type="spellEnd"/>
-      <w:r>
-        <w:t xml:space="preserve">()) and </w:t>
-      </w:r>
-      <w:proofErr w:type="spellStart"/>
-      <w:r>
-        <w:t>AutoTokenizer</w:t>
-      </w:r>
-      <w:proofErr w:type="spellEnd"/>
-      <w:r>
-        <w:t xml:space="preserve"> (</w:t>
-      </w:r>
-      <w:proofErr w:type="spellStart"/>
-      <w:r>
-        <w:t>tokenizer.tokenize</w:t>
-      </w:r>
-      <w:proofErr w:type="spellEnd"/>
-      <w:r>
-        <w:t>())</w:t>
+        <w:t>This code processes a set of articles and splits them into Parts small enough to fit into a model’s maximum token limit, taking into account a fixed prompt that will be added onto it. It uses 2 types of models for tokenizing that depend on the model of the LLM, OpenAI models like GPT use tiktoken encoding while HuggingFace models like Mistral use AutoTokenizer.</w:t>
+      </w:r>
+      <w:r>
+        <w:br/>
+        <w:t>These tokens are used to accurately count the maximum window size measured in Tokens using the built-in functions of tiktoken (tiktoken.encode()) and AutoTokenizer (tokenizer.tokenize())</w:t>
       </w:r>
       <w:r>
         <w:rPr>
@@ -389,21 +290,17 @@
       </w:r>
       <w:r>
         <w:br/>
-        <w:t xml:space="preserve">Once the maximum window size is reached, so once the available tokens + the prompt tokens reach the window size limit, the code uses </w:t>
-      </w:r>
-      <w:proofErr w:type="spellStart"/>
-      <w:r>
-        <w:t>LangChain</w:t>
-      </w:r>
-      <w:proofErr w:type="spellEnd"/>
-      <w:r>
-        <w:t xml:space="preserve"> </w:t>
+        <w:t xml:space="preserve">Once the maximum window size is reached, so once the available tokens + the prompt tokens reach the window size limit, the code uses LangChain </w:t>
       </w:r>
       <w:r>
         <w:t>to split the articles</w:t>
       </w:r>
       <w:r>
-        <w:t xml:space="preserve"> based on character count, so that it tries to preserve the sentences and words as much as possible </w:t>
+        <w:t xml:space="preserve"> based on </w:t>
+      </w:r>
+      <w:r>
+        <w:lastRenderedPageBreak/>
+        <w:t xml:space="preserve">character count, so that it tries to preserve the sentences and words as much as possible </w:t>
       </w:r>
       <w:r>
         <w:t xml:space="preserve"> </w:t>
@@ -419,23 +316,7 @@
           <w:b/>
           <w:bCs/>
         </w:rPr>
-        <w:t xml:space="preserve">[ ALEX Source </w:t>
-      </w:r>
-      <w:proofErr w:type="spellStart"/>
-      <w:r>
-        <w:rPr>
-          <w:b/>
-          <w:bCs/>
-        </w:rPr>
-        <w:t>Langchain</w:t>
-      </w:r>
-      <w:proofErr w:type="spellEnd"/>
-      <w:r>
-        <w:rPr>
-          <w:b/>
-          <w:bCs/>
-        </w:rPr>
-        <w:t xml:space="preserve"> Here ]</w:t>
+        <w:t>[ ALEX Source Langchain Here ]</w:t>
       </w:r>
       <w:r>
         <w:rPr>
@@ -445,33 +326,7 @@
         <w:t>.</w:t>
       </w:r>
       <w:r>
-        <w:t xml:space="preserve"> As such the Part is split, assigning Part {</w:t>
-      </w:r>
-      <w:proofErr w:type="spellStart"/>
-      <w:r>
-        <w:t>i</w:t>
-      </w:r>
-      <w:proofErr w:type="spellEnd"/>
-      <w:r>
-        <w:t xml:space="preserve">} into </w:t>
-      </w:r>
-      <w:proofErr w:type="spellStart"/>
-      <w:proofErr w:type="gramStart"/>
-      <w:r>
-        <w:t>it’s</w:t>
-      </w:r>
-      <w:proofErr w:type="spellEnd"/>
-      <w:proofErr w:type="gramEnd"/>
-      <w:r>
-        <w:t xml:space="preserve"> filename and keeping the “</w:t>
-      </w:r>
-      <w:proofErr w:type="spellStart"/>
-      <w:r>
-        <w:t>uid</w:t>
-      </w:r>
-      <w:proofErr w:type="spellEnd"/>
-      <w:r>
-        <w:t>” field and having the split article part in the “text” field.</w:t>
+        <w:t xml:space="preserve"> As such the Part is split, assigning Part {i} into it’s filename and keeping the “uid” field and having the split article part in the “text” field.</w:t>
       </w:r>
     </w:p>
     <w:p/>
@@ -485,29 +340,13 @@
     </w:p>
     <w:p>
       <w:r>
-        <w:t xml:space="preserve">This code takes as input the LLM to </w:t>
-      </w:r>
-      <w:proofErr w:type="gramStart"/>
-      <w:r>
-        <w:t>request, the</w:t>
-      </w:r>
-      <w:proofErr w:type="gramEnd"/>
-      <w:r>
-        <w:t xml:space="preserve"> Prompt for the LLM as well as the split articles.</w:t>
+        <w:t>This code takes as input the LLM to request, the Prompt for the LLM as well as the split articles.</w:t>
       </w:r>
       <w:r>
         <w:t xml:space="preserve">  </w:t>
       </w:r>
       <w:r>
-        <w:t xml:space="preserve">The prompt consists of detailed instructions and a set of rules for the LLM to follow for our </w:t>
-      </w:r>
-      <w:proofErr w:type="gramStart"/>
-      <w:r>
-        <w:t>particular case</w:t>
-      </w:r>
-      <w:proofErr w:type="gramEnd"/>
-      <w:r>
-        <w:t xml:space="preserve">, which is gathering Polarization between Entities, as well as Polarization between Entities and Topics in articles. </w:t>
+        <w:t xml:space="preserve">The prompt consists of detailed instructions and a set of rules for the LLM to follow for our particular case, which is gathering Polarization between Entities, as well as Polarization between Entities and Topics in articles. </w:t>
       </w:r>
     </w:p>
     <w:p>
@@ -520,23 +359,7 @@
     </w:p>
     <w:p>
       <w:r>
-        <w:t xml:space="preserve">It also consists of a </w:t>
-      </w:r>
-      <w:proofErr w:type="spellStart"/>
-      <w:r>
-        <w:t>OneShot</w:t>
-      </w:r>
-      <w:proofErr w:type="spellEnd"/>
-      <w:r>
-        <w:t xml:space="preserve"> example for the LLM to be able to easily format its output and boost consistency in its replies, the </w:t>
-      </w:r>
-      <w:proofErr w:type="spellStart"/>
-      <w:r>
-        <w:t>OneShot</w:t>
-      </w:r>
-      <w:proofErr w:type="spellEnd"/>
-      <w:r>
-        <w:t xml:space="preserve"> </w:t>
+        <w:t xml:space="preserve">It also consists of a OneShot example for the LLM to be able to easily format its output and boost consistency in its replies, the OneShot </w:t>
       </w:r>
       <w:r>
         <w:t>example containing</w:t>
@@ -546,130 +369,24 @@
       </w:r>
     </w:p>
     <w:p>
-      <w:proofErr w:type="gramStart"/>
-      <w:r>
-        <w:t>{ '</w:t>
-      </w:r>
-      <w:proofErr w:type="spellStart"/>
-      <w:proofErr w:type="gramEnd"/>
-      <w:r>
-        <w:t>topical_attitudes</w:t>
-      </w:r>
-      <w:proofErr w:type="spellEnd"/>
-      <w:r>
-        <w:t>': [ {</w:t>
-      </w:r>
-      <w:r>
-        <w:br/>
-        <w:t xml:space="preserve"> 'source' </w:t>
-      </w:r>
-      <w:proofErr w:type="gramStart"/>
-      <w:r>
-        <w:t xml:space="preserve">  :</w:t>
-      </w:r>
-      <w:proofErr w:type="gramEnd"/>
-      <w:r>
-        <w:t xml:space="preserve">   </w:t>
-      </w:r>
-      <w:proofErr w:type="gramStart"/>
-      <w:r>
-        <w:t>{ '</w:t>
-      </w:r>
-      <w:proofErr w:type="gramEnd"/>
-      <w:r>
-        <w:t>entity</w:t>
-      </w:r>
-      <w:proofErr w:type="gramStart"/>
-      <w:r>
-        <w:t>' :</w:t>
-      </w:r>
-      <w:proofErr w:type="gramEnd"/>
-      <w:r>
-        <w:t xml:space="preserve">    'Donald Trump</w:t>
-      </w:r>
-      <w:proofErr w:type="gramStart"/>
-      <w:r>
-        <w:t>' ,</w:t>
-      </w:r>
-      <w:proofErr w:type="gramEnd"/>
-      <w:r>
-        <w:t xml:space="preserve">  'references</w:t>
-      </w:r>
-      <w:proofErr w:type="gramStart"/>
-      <w:r>
-        <w:t>' :</w:t>
-      </w:r>
-      <w:proofErr w:type="gramEnd"/>
-      <w:r>
-        <w:t xml:space="preserve">  ['Donald Trump']}, </w:t>
-      </w:r>
-      <w:r>
-        <w:br/>
-        <w:t xml:space="preserve"> 'target</w:t>
-      </w:r>
-      <w:proofErr w:type="gramStart"/>
-      <w:r>
-        <w:t>'  :   {</w:t>
-      </w:r>
-      <w:proofErr w:type="gramEnd"/>
-      <w:r>
-        <w:t xml:space="preserve"> 'topic</w:t>
-      </w:r>
-      <w:proofErr w:type="gramStart"/>
-      <w:r>
-        <w:t>' :</w:t>
-      </w:r>
-      <w:proofErr w:type="gramEnd"/>
-      <w:r>
-        <w:t xml:space="preserve">  'mask mandate</w:t>
-      </w:r>
-      <w:proofErr w:type="gramStart"/>
-      <w:r>
-        <w:t>' ,</w:t>
-      </w:r>
-      <w:proofErr w:type="gramEnd"/>
-      <w:r>
-        <w:t xml:space="preserve"> 'references</w:t>
-      </w:r>
-      <w:proofErr w:type="gramStart"/>
-      <w:r>
-        <w:t>' :</w:t>
-      </w:r>
-      <w:proofErr w:type="gramEnd"/>
-      <w:r>
-        <w:t xml:space="preserve">  ['usage of masks']}, </w:t>
-      </w:r>
-      <w:r>
-        <w:br/>
-        <w:t xml:space="preserve"> 'justifications</w:t>
-      </w:r>
-      <w:proofErr w:type="gramStart"/>
-      <w:r>
-        <w:t>'  :   [</w:t>
-      </w:r>
-      <w:proofErr w:type="gramEnd"/>
-      <w:r>
-        <w:t xml:space="preserve"> 'constantly pushing against the usage of masks. '],</w:t>
-      </w:r>
-      <w:r>
-        <w:br/>
-        <w:t xml:space="preserve"> 'attitude</w:t>
-      </w:r>
-      <w:proofErr w:type="gramStart"/>
-      <w:r>
-        <w:t>' :</w:t>
-      </w:r>
-      <w:proofErr w:type="gramEnd"/>
-      <w:r>
-        <w:t xml:space="preserve">  'Negative</w:t>
-      </w:r>
-      <w:proofErr w:type="gramStart"/>
-      <w:r>
-        <w:t>' }</w:t>
-      </w:r>
-      <w:proofErr w:type="gramEnd"/>
-      <w:r>
-        <w:t xml:space="preserve">], </w:t>
+      <w:r>
+        <w:t>{ 'topical_attitudes': [ {</w:t>
+      </w:r>
+      <w:r>
+        <w:br/>
+        <w:t xml:space="preserve"> 'source'   :   { 'entity' :    'Donald Trump' ,  'references' :  ['Donald Trump']}, </w:t>
+      </w:r>
+      <w:r>
+        <w:br/>
+        <w:t xml:space="preserve"> 'target'  :   { 'topic' :  'mask mandate' , 'references' :  ['usage of masks']}, </w:t>
+      </w:r>
+      <w:r>
+        <w:br/>
+        <w:t xml:space="preserve"> 'justifications'  :   [ 'constantly pushing against the usage of masks. '],</w:t>
+      </w:r>
+      <w:r>
+        <w:br/>
+        <w:t xml:space="preserve"> 'attitude' :  'Negative' }], </w:t>
       </w:r>
       <w:r>
         <w:tab/>
@@ -677,130 +394,27 @@
     </w:p>
     <w:p>
       <w:r>
-        <w:t>'</w:t>
-      </w:r>
-      <w:proofErr w:type="spellStart"/>
-      <w:proofErr w:type="gramStart"/>
-      <w:r>
-        <w:t>entity</w:t>
-      </w:r>
-      <w:proofErr w:type="gramEnd"/>
-      <w:r>
-        <w:t>_attitudes</w:t>
-      </w:r>
-      <w:proofErr w:type="spellEnd"/>
-      <w:r>
-        <w:t xml:space="preserve">': [ </w:t>
-      </w:r>
-      <w:proofErr w:type="gramStart"/>
+        <w:t xml:space="preserve">'entity_attitudes': [ </w:t>
+      </w:r>
       <w:r>
         <w:tab/>
         <w:t xml:space="preserve">{  </w:t>
       </w:r>
-      <w:proofErr w:type="gramEnd"/>
-      <w:r>
-        <w:br/>
-        <w:t>'entity1</w:t>
-      </w:r>
-      <w:proofErr w:type="gramStart"/>
-      <w:r>
-        <w:t>'  :   {</w:t>
-      </w:r>
-      <w:proofErr w:type="gramEnd"/>
-      <w:r>
-        <w:t xml:space="preserve"> 'entity</w:t>
-      </w:r>
-      <w:proofErr w:type="gramStart"/>
-      <w:r>
-        <w:t>'  :</w:t>
-      </w:r>
-      <w:proofErr w:type="gramEnd"/>
-      <w:r>
-        <w:t xml:space="preserve">  'Dr. Anthony Fauci</w:t>
-      </w:r>
-      <w:proofErr w:type="gramStart"/>
-      <w:r>
-        <w:t>' ,</w:t>
-      </w:r>
-      <w:proofErr w:type="gramEnd"/>
-      <w:r>
-        <w:t xml:space="preserve"> 'references</w:t>
-      </w:r>
-      <w:proofErr w:type="gramStart"/>
-      <w:r>
-        <w:t>' :</w:t>
-      </w:r>
-      <w:proofErr w:type="gramEnd"/>
-      <w:r>
-        <w:t xml:space="preserve">  [ 'Fauci' ]},</w:t>
-      </w:r>
-      <w:r>
-        <w:br/>
-        <w:t>'entity2</w:t>
-      </w:r>
-      <w:proofErr w:type="gramStart"/>
-      <w:r>
-        <w:t>'  :   {</w:t>
-      </w:r>
-      <w:proofErr w:type="gramEnd"/>
-      <w:r>
-        <w:t xml:space="preserve"> 'entity</w:t>
-      </w:r>
-      <w:proofErr w:type="gramStart"/>
-      <w:r>
-        <w:t>' :</w:t>
-      </w:r>
-      <w:proofErr w:type="gramEnd"/>
-      <w:r>
-        <w:t xml:space="preserve">  'Donald Trump</w:t>
-      </w:r>
-      <w:proofErr w:type="gramStart"/>
-      <w:r>
-        <w:t>' ,</w:t>
-      </w:r>
-      <w:proofErr w:type="gramEnd"/>
-      <w:r>
-        <w:t xml:space="preserve">  'references</w:t>
-      </w:r>
-      <w:proofErr w:type="gramStart"/>
-      <w:r>
-        <w:t>' :</w:t>
-      </w:r>
-      <w:proofErr w:type="gramEnd"/>
-      <w:r>
-        <w:t xml:space="preserve">  [ 'Donald Trump' ]},</w:t>
-      </w:r>
-      <w:r>
-        <w:br/>
-        <w:t>'justifications</w:t>
-      </w:r>
-      <w:proofErr w:type="gramStart"/>
-      <w:r>
-        <w:t>'  :   [</w:t>
-      </w:r>
-      <w:proofErr w:type="gramEnd"/>
-      <w:r>
-        <w:t xml:space="preserve"> 'Donald Trump was in disagreement with Fauci' ],</w:t>
-      </w:r>
-      <w:r>
-        <w:br/>
-        <w:t>'attitude</w:t>
-      </w:r>
-      <w:proofErr w:type="gramStart"/>
-      <w:r>
-        <w:t>'  :</w:t>
-      </w:r>
-      <w:proofErr w:type="gramEnd"/>
-      <w:r>
-        <w:t xml:space="preserve">  'Negative</w:t>
-      </w:r>
-      <w:proofErr w:type="gramStart"/>
-      <w:r>
-        <w:t>' }</w:t>
-      </w:r>
-      <w:proofErr w:type="gramEnd"/>
-      <w:r>
-        <w:t xml:space="preserve"> ]}</w:t>
+      <w:r>
+        <w:br/>
+        <w:t>'entity1'  :   { 'entity'  :  'Dr. Anthony Fauci' , 'references' :  [ 'Fauci' ]},</w:t>
+      </w:r>
+      <w:r>
+        <w:br/>
+        <w:t>'entity2'  :   { 'entity' :  'Donald Trump' ,  'references' :  [ 'Donald Trump' ]},</w:t>
+      </w:r>
+      <w:r>
+        <w:br/>
+        <w:t>'justifications'  :   [ 'Donald Trump was in disagreement with Fauci' ],</w:t>
+      </w:r>
+      <w:r>
+        <w:br/>
+        <w:t>'attitude'  :  'Negative' } ]}</w:t>
       </w:r>
     </w:p>
     <w:p/>
@@ -822,20 +436,15 @@
     </w:p>
     <w:p>
       <w:r>
+        <w:t xml:space="preserve">The Code iterates through all of the Article Parts and Sequentially or in Parallel depending on the input, constructs the payload of each Article Part, the payload being the Prompt followed by the text field from the Article, essentially telling the LLM the structure it wants to process the Article, it then sends the request to the LLM with a temperature of 0.2 (Temperature is set low in order to have less variance and some consistency in the outputs, </w:t>
+      </w:r>
+      <w:r>
         <w:lastRenderedPageBreak/>
-        <w:t>The Code iterates through all of the Article Parts and Sequentially or in Parallel depending on the input, constructs the payload of each Article Part, the payload being the Prompt followed by the text field from the Article, essentially telling the LLM the structure it wants to process the Article, it then sends the request to the LLM with a temperature of 0.2 (Temperature is set low in order to have less variance and some consistency in the outputs, minimizes randomness of responses), and awaits its response which it saves to the Output Directory in the same directory structure as Polar.</w:t>
-      </w:r>
-      <w:r>
-        <w:br/>
-        <w:t xml:space="preserve">Important to note that each request made to the LLM is a Stateless Request, as each Article Part gets its own dedicated request, a small optimization could have been to detect whenever an Article was split by the </w:t>
-      </w:r>
-      <w:proofErr w:type="spellStart"/>
-      <w:r>
-        <w:t>Article_Splitter</w:t>
-      </w:r>
-      <w:proofErr w:type="spellEnd"/>
-      <w:r>
-        <w:t xml:space="preserve"> and have a Stateful Session for that Article only, this was avoided in order to make the code more easily parallelizable by making each request independent.</w:t>
+        <w:t>minimizes randomness of responses), and awaits its response which it saves to the Output Directory in the same directory structure as Polar.</w:t>
+      </w:r>
+      <w:r>
+        <w:br/>
+        <w:t>Important to note that each request made to the LLM is a Stateless Request, as each Article Part gets its own dedicated request, a small optimization could have been to detect whenever an Article was split by the Article_Splitter and have a Stateful Session for that Article only, this was avoided in order to make the code more easily parallelizable by making each request independent.</w:t>
       </w:r>
     </w:p>
     <w:p/>
@@ -846,13 +455,8 @@
         <w:t>3</w:t>
       </w:r>
       <w:r>
-        <w:t xml:space="preserve">.2.4 </w:t>
-      </w:r>
-      <w:proofErr w:type="spellStart"/>
-      <w:r>
-        <w:t>LLM_Authenticator</w:t>
-      </w:r>
-      <w:proofErr w:type="spellEnd"/>
+        <w:t>.2.4 LLM_Authenticator</w:t>
+      </w:r>
     </w:p>
     <w:p>
       <w:r>
@@ -863,26 +467,10 @@
       </w:r>
       <w:r>
         <w:br/>
-        <w:t>Firstly it checks whether the responses start with “```</w:t>
-      </w:r>
-      <w:proofErr w:type="spellStart"/>
-      <w:r>
-        <w:t>json</w:t>
-      </w:r>
-      <w:proofErr w:type="spellEnd"/>
-      <w:r>
-        <w:t>” and end with “```”, this is a common pattern</w:t>
-      </w:r>
-      <w:r>
-        <w:t xml:space="preserve"> for chat based UIs (like ChatGPT, </w:t>
-      </w:r>
-      <w:proofErr w:type="spellStart"/>
-      <w:r>
-        <w:t>Github</w:t>
-      </w:r>
-      <w:proofErr w:type="spellEnd"/>
-      <w:r>
-        <w:t>, Discord etc.), as it triggers syntax highlighting and preserves formatting, however for our case since we use an API we need to strip it.</w:t>
+        <w:t>Firstly it checks whether the responses start with “```json” and end with “```”, this is a common pattern</w:t>
+      </w:r>
+      <w:r>
+        <w:t xml:space="preserve"> for chat based UIs (like ChatGPT, Github, Discord etc.), as it triggers syntax highlighting and preserves formatting, however for our case since we use an API we need to strip it.</w:t>
       </w:r>
       <w:r>
         <w:br/>
@@ -895,53 +483,44 @@
         <w:t>.</w:t>
       </w:r>
     </w:p>
+    <w:p>
+      <w:r>
+        <w:t>3.2.5 Attitude_Normalizer</w:t>
+      </w:r>
+    </w:p>
+    <w:p>
+      <w:r>
+        <w:t>This code gathers all of the attitudes calculated from the LLM_Authenticator and processes their reference field, which references the appearance of the entity/topic in the article, and attempts to normalize them so that each mention of them in all the articles match.</w:t>
+      </w:r>
+    </w:p>
+    <w:p>
+      <w:r>
+        <w:t>It does so by checking every mention and utilizing Semantic Similarity and some manual aliasing to attempt to have less noise in the later steps of the pipeline.</w:t>
+      </w:r>
+    </w:p>
     <w:p/>
     <w:p>
       <w:r>
         <w:t>3</w:t>
       </w:r>
       <w:r>
-        <w:t xml:space="preserve">.2.5 </w:t>
-      </w:r>
-      <w:proofErr w:type="spellStart"/>
-      <w:r>
-        <w:t>LLM_To_Attitudes</w:t>
-      </w:r>
-      <w:proofErr w:type="spellEnd"/>
-      <w:r>
-        <w:t xml:space="preserve"> / </w:t>
-      </w:r>
-      <w:proofErr w:type="spellStart"/>
-      <w:r>
-        <w:t>LLM_To_Noun_Phrases</w:t>
-      </w:r>
-      <w:proofErr w:type="spellEnd"/>
-    </w:p>
-    <w:p>
-      <w:r>
-        <w:t xml:space="preserve">These codes are simple and do a similar task, they iterate over the authenticated responses from the LLM and convert the data to the appropriate Polar data format needed (Attitudes / </w:t>
-      </w:r>
-      <w:proofErr w:type="spellStart"/>
-      <w:r>
-        <w:t>Noun_Phrases</w:t>
-      </w:r>
-      <w:proofErr w:type="spellEnd"/>
-      <w:r>
-        <w:t xml:space="preserve">) from the response of the LLM, the Attitudes field is required to continue with the Framework and the </w:t>
-      </w:r>
-      <w:proofErr w:type="spellStart"/>
-      <w:r>
-        <w:t>Noun_Phrases</w:t>
-      </w:r>
-      <w:proofErr w:type="spellEnd"/>
-      <w:r>
-        <w:t xml:space="preserve"> are required for the topics.json.gz generation, which is an earlier step in the Polar pipeline.</w:t>
+        <w:t>.2.</w:t>
+      </w:r>
+      <w:r>
+        <w:t>6</w:t>
+      </w:r>
+      <w:r>
+        <w:t xml:space="preserve"> LLM_To_Attitudes / LLM_To_Noun_Phrases</w:t>
+      </w:r>
+    </w:p>
+    <w:p>
+      <w:r>
+        <w:t>These codes are simple and do a similar task, they iterate over the authenticated responses from the LLM and convert the data to the appropriate Polar data format needed (Attitudes / Noun_Phrases) from the response of the LLM, the Attitudes field is required to continue with the Framework and the Noun_Phrases are required for the topics.json.gz generation, which is an earlier step in the Polar pipeline.</w:t>
       </w:r>
     </w:p>
     <w:p/>
     <w:p>
       <w:r>
-        <w:lastRenderedPageBreak/>
         <w:t>3</w:t>
       </w:r>
       <w:r>
@@ -1684,7 +1263,6 @@
   <w:style w:type="character" w:default="1" w:styleId="DefaultParagraphFont">
     <w:name w:val="Default Paragraph Font"/>
     <w:uiPriority w:val="1"/>
-    <w:semiHidden/>
     <w:unhideWhenUsed/>
   </w:style>
   <w:style w:type="table" w:default="1" w:styleId="TableNormal">
